--- a/3-能力管理/流程制度规范类文件/030103-运维服务能力指标体系.docx
+++ b/3-能力管理/流程制度规范类文件/030103-运维服务能力指标体系.docx
@@ -1292,6 +1292,12 @@
             <w:insideH w:val="single" w:color="000000" w:sz="2" w:space="0"/>
             <w:insideV w:val="single" w:color="000000" w:sz="2" w:space="0"/>
           </w:tblBorders>
+          <w:tblCellMar>
+            <w:top w:w="0" w:type="dxa"/>
+            <w:left w:w="0" w:type="dxa"/>
+            <w:bottom w:w="0" w:type="dxa"/>
+            <w:right w:w="0" w:type="dxa"/>
+          </w:tblCellMar>
         </w:tblPrEx>
         <w:trPr>
           <w:trHeight w:val="561" w:hRule="atLeast"/>
@@ -9006,7 +9012,6 @@
           <w:tcPr>
             <w:tcW w:w="464" w:type="dxa"/>
             <w:vMerge w:val="continue"/>
-            <w:tcBorders/>
             <w:vAlign w:val="center"/>
           </w:tcPr>
           <w:p>
@@ -9218,8 +9223,6 @@
               </w:rPr>
               <w:t>质量</w:t>
             </w:r>
-            <w:bookmarkStart w:id="3" w:name="_GoBack"/>
-            <w:bookmarkEnd w:id="3"/>
           </w:p>
         </w:tc>
         <w:tc>
@@ -9393,7 +9396,6 @@
           <w:tcPr>
             <w:tcW w:w="464" w:type="dxa"/>
             <w:vMerge w:val="continue"/>
-            <w:tcBorders/>
             <w:vAlign w:val="center"/>
           </w:tcPr>
           <w:p>
@@ -9578,7 +9580,6 @@
           <w:tcPr>
             <w:tcW w:w="464" w:type="dxa"/>
             <w:vMerge w:val="continue"/>
-            <w:tcBorders/>
             <w:vAlign w:val="center"/>
           </w:tcPr>
           <w:p>
@@ -9750,6 +9751,8 @@
           <w:lang w:val="en-US" w:eastAsia="zh-CN"/>
         </w:rPr>
       </w:pPr>
+      <w:bookmarkStart w:id="3" w:name="_GoBack"/>
+      <w:bookmarkEnd w:id="3"/>
     </w:p>
     <w:sectPr>
       <w:headerReference r:id="rId5" w:type="default"/>
